--- a/marketing/Baari_Clinic_Pitch.docx
+++ b/marketing/Baari_Clinic_Pitch.docx
@@ -1877,7 +1877,7 @@
           <w:sz w:val="32"/>
           <w:szCs w:val="32"/>
         </w:rPr>
-        <w:t xml:space="preserve">Free during early access.</w:t>
+        <w:t xml:space="preserve">Free right now.</w:t>
       </w:r>
     </w:p>
     <w:p>
@@ -1890,7 +1890,7 @@
           <w:sz w:val="22"/>
           <w:szCs w:val="22"/>
         </w:rPr>
-        <w:t xml:space="preserve">First 90 days, unlimited everything. No card, no commitment.</w:t>
+        <w:t xml:space="preserve">Every new signup gets a 2-month free trial with the full product. No card, no commitment.</w:t>
       </w:r>
     </w:p>
     <w:p>
@@ -1906,7 +1906,7 @@
           <w:sz w:val="32"/>
           <w:szCs w:val="32"/>
         </w:rPr>
-        <w:t xml:space="preserve">After that: ₹50 per completed consult.</w:t>
+        <w:t xml:space="preserve">After the trial — pricing coming soon.</w:t>
       </w:r>
     </w:p>
     <w:p>
@@ -1919,7 +1919,7 @@
           <w:sz w:val="22"/>
           <w:szCs w:val="22"/>
         </w:rPr>
-        <w:t xml:space="preserve">Marked done in Baari = billable. Walk-ins who left without seeing the doctor, no-shows, cancels — free.</w:t>
+        <w:t xml:space="preserve">We're still figuring out what fair looks like for an independent Tier-2 clinic. When we're ready, it'll be simple, transparent, and priced for pilot-stage owners. You'll get at least 30 days notice before anything changes.</w:t>
       </w:r>
     </w:p>
     <w:p>
@@ -1932,7 +1932,7 @@
           <w:sz w:val="22"/>
           <w:szCs w:val="22"/>
         </w:rPr>
-        <w:t xml:space="preserve">Payment: WhatsApp payment link at month-end. One UPI tap. Done. GST invoice sent automatically to your email.</w:t>
+        <w:t xml:space="preserve">Full details on getbaari.in/pricing.</w:t>
       </w:r>
     </w:p>
     <w:p>
@@ -2305,7 +2305,7 @@
                 <w:sz w:val="20"/>
                 <w:szCs w:val="20"/>
               </w:rPr>
-              <w:t xml:space="preserve">Free → ₹50 / patient</w:t>
+              <w:t xml:space="preserve">Free during early access</w:t>
             </w:r>
           </w:p>
         </w:tc>

--- a/marketing/Baari_Clinic_Pitch.docx
+++ b/marketing/Baari_Clinic_Pitch.docx
@@ -1877,7 +1877,7 @@
           <w:sz w:val="32"/>
           <w:szCs w:val="32"/>
         </w:rPr>
-        <w:t xml:space="preserve">Free right now.</w:t>
+        <w:t xml:space="preserve">Try Baari Pro free for 2 months.</w:t>
       </w:r>
     </w:p>
     <w:p>
@@ -1890,7 +1890,7 @@
           <w:sz w:val="22"/>
           <w:szCs w:val="22"/>
         </w:rPr>
-        <w:t xml:space="preserve">Every new signup gets a 2-month free trial with the full product. No card, no commitment.</w:t>
+        <w:t xml:space="preserve">Every new signup starts on our top plan for 60 days — everything unlocked, no card, no strings. After 60 days you pick the plan that fits, or stay on Free if you're small. We'll email + WhatsApp before day 60. No auto-charge.</w:t>
       </w:r>
     </w:p>
     <w:p>
@@ -1906,49 +1906,7 @@
           <w:sz w:val="32"/>
           <w:szCs w:val="32"/>
         </w:rPr>
-        <w:t xml:space="preserve">After the trial — pricing coming soon.</w:t>
-      </w:r>
-    </w:p>
-    <w:p>
-      <w:pPr>
-        <w:spacing w:after="120" w:line="300"/>
-      </w:pPr>
-      <w:r>
-        <w:rPr>
-          <w:color w:val="111827"/>
-          <w:sz w:val="22"/>
-          <w:szCs w:val="22"/>
-        </w:rPr>
-        <w:t xml:space="preserve">We're still figuring out what fair looks like for an independent Tier-2 clinic. When we're ready, it'll be simple, transparent, and priced for pilot-stage owners. You'll get at least 30 days notice before anything changes.</w:t>
-      </w:r>
-    </w:p>
-    <w:p>
-      <w:pPr>
-        <w:spacing w:after="120" w:line="300"/>
-      </w:pPr>
-      <w:r>
-        <w:rPr>
-          <w:color w:val="6B7280"/>
-          <w:sz w:val="22"/>
-          <w:szCs w:val="22"/>
-        </w:rPr>
-        <w:t xml:space="preserve">Full details on getbaari.in/pricing.</w:t>
-      </w:r>
-    </w:p>
-    <w:p>
-      <w:pPr>
-        <w:pStyle w:val="Heading2"/>
-        <w:spacing w:after="120" w:before="200"/>
-      </w:pPr>
-      <w:r>
-        <w:rPr>
-          <w:b/>
-          <w:bCs/>
-          <w:color w:val="4F46E5"/>
-          <w:sz w:val="32"/>
-          <w:szCs w:val="32"/>
-        </w:rPr>
-        <w:t xml:space="preserve">Compared to competitors.</w:t>
+        <w:t xml:space="preserve">The three plans.</w:t>
       </w:r>
     </w:p>
     <w:tbl>
@@ -2066,7 +2024,7 @@
                 <w:sz w:val="20"/>
                 <w:szCs w:val="20"/>
               </w:rPr>
-              <w:t xml:space="preserve">Practo Ray</w:t>
+              <w:t xml:space="preserve">Free</w:t>
             </w:r>
           </w:p>
         </w:tc>
@@ -2089,7 +2047,7 @@
                 <w:sz w:val="20"/>
                 <w:szCs w:val="20"/>
               </w:rPr>
-              <w:t xml:space="preserve">₹8,000 – 25,000 / month</w:t>
+              <w:t xml:space="preserve">₹0 / month, forever</w:t>
             </w:r>
           </w:p>
         </w:tc>
@@ -2112,7 +2070,7 @@
                 <w:sz w:val="20"/>
                 <w:szCs w:val="20"/>
               </w:rPr>
-              <w:t xml:space="preserve">Records + discovery, weak queue mgmt</w:t>
+              <w:t xml:space="preserve">Up to 100 patients/month · pilot-friendly</w:t>
             </w:r>
           </w:p>
         </w:tc>
@@ -2138,7 +2096,7 @@
                 <w:sz w:val="20"/>
                 <w:szCs w:val="20"/>
               </w:rPr>
-              <w:t xml:space="preserve">HealthPlix</w:t>
+              <w:t xml:space="preserve">Growth</w:t>
             </w:r>
           </w:p>
         </w:tc>
@@ -2161,7 +2119,7 @@
                 <w:sz w:val="20"/>
                 <w:szCs w:val="20"/>
               </w:rPr>
-              <w:t xml:space="preserve">₹15,000 – 40,000 / month</w:t>
+              <w:t xml:space="preserve">₹999 / month</w:t>
             </w:r>
           </w:p>
         </w:tc>
@@ -2184,7 +2142,7 @@
                 <w:sz w:val="20"/>
                 <w:szCs w:val="20"/>
               </w:rPr>
-              <w:t xml:space="preserve">Full EHR, overkill for pilot clinics</w:t>
+              <w:t xml:space="preserve">Up to 500 patients/month · full analytics + broadcasts</w:t>
             </w:r>
           </w:p>
         </w:tc>
@@ -2210,7 +2168,7 @@
                 <w:sz w:val="20"/>
                 <w:szCs w:val="20"/>
               </w:rPr>
-              <w:t xml:space="preserve">Paper + WhatsApp</w:t>
+              <w:t xml:space="preserve">Pro</w:t>
             </w:r>
           </w:p>
         </w:tc>
@@ -2233,7 +2191,7 @@
                 <w:sz w:val="20"/>
                 <w:szCs w:val="20"/>
               </w:rPr>
-              <w:t xml:space="preserve">₹0</w:t>
+              <w:t xml:space="preserve">₹1,999 / month</w:t>
             </w:r>
           </w:p>
         </w:tc>
@@ -2256,7 +2214,118 @@
                 <w:sz w:val="20"/>
                 <w:szCs w:val="20"/>
               </w:rPr>
-              <w:t xml:space="preserve">Ceases to work above 30 patients / day</w:t>
+              <w:t xml:space="preserve">Unlimited patients · 5 doctors · cohort + LTV analytics</w:t>
+            </w:r>
+          </w:p>
+        </w:tc>
+      </w:tr>
+    </w:tbl>
+    <w:p>
+      <w:pPr>
+        <w:pStyle w:val="Heading2"/>
+        <w:spacing w:after="120" w:before="200"/>
+      </w:pPr>
+      <w:r>
+        <w:rPr>
+          <w:b/>
+          <w:bCs/>
+          <w:color w:val="4F46E5"/>
+          <w:sz w:val="32"/>
+          <w:szCs w:val="32"/>
+        </w:rPr>
+        <w:t xml:space="preserve">Compared to competitors.</w:t>
+      </w:r>
+    </w:p>
+    <w:tbl>
+      <w:tblPr>
+        <w:tblW w:type="dxa" w:w="9360"/>
+        <w:tblBorders>
+          <w:top w:val="single" w:color="auto" w:sz="4"/>
+          <w:left w:val="single" w:color="auto" w:sz="4"/>
+          <w:bottom w:val="single" w:color="auto" w:sz="4"/>
+          <w:right w:val="single" w:color="auto" w:sz="4"/>
+          <w:insideH w:val="single" w:color="auto" w:sz="4"/>
+          <w:insideV w:val="single" w:color="auto" w:sz="4"/>
+        </w:tblBorders>
+      </w:tblPr>
+      <w:tblGrid>
+        <w:gridCol w:w="3120"/>
+        <w:gridCol w:w="3120"/>
+        <w:gridCol w:w="3120"/>
+      </w:tblGrid>
+      <w:tr>
+        <w:trPr>
+          <w:tblHeader/>
+        </w:trPr>
+        <w:tc>
+          <w:tcPr>
+            <w:tcW w:type="dxa" w:w="3120"/>
+            <w:shd w:fill="4F46E5" w:color="auto" w:val="clear"/>
+            <w:tcMar>
+              <w:top w:type="dxa" w:w="160"/>
+              <w:left w:type="dxa" w:w="160"/>
+              <w:bottom w:type="dxa" w:w="160"/>
+              <w:right w:type="dxa" w:w="160"/>
+            </w:tcMar>
+          </w:tcPr>
+          <w:p>
+            <w:r>
+              <w:rPr>
+                <w:b/>
+                <w:bCs/>
+                <w:color w:val="FFFFFF"/>
+                <w:sz w:val="20"/>
+                <w:szCs w:val="20"/>
+              </w:rPr>
+              <w:t xml:space="preserve">Metric</w:t>
+            </w:r>
+          </w:p>
+        </w:tc>
+        <w:tc>
+          <w:tcPr>
+            <w:tcW w:type="dxa" w:w="3120"/>
+            <w:shd w:fill="4F46E5" w:color="auto" w:val="clear"/>
+            <w:tcMar>
+              <w:top w:type="dxa" w:w="160"/>
+              <w:left w:type="dxa" w:w="160"/>
+              <w:bottom w:type="dxa" w:w="160"/>
+              <w:right w:type="dxa" w:w="160"/>
+            </w:tcMar>
+          </w:tcPr>
+          <w:p>
+            <w:r>
+              <w:rPr>
+                <w:b/>
+                <w:bCs/>
+                <w:color w:val="FFFFFF"/>
+                <w:sz w:val="20"/>
+                <w:szCs w:val="20"/>
+              </w:rPr>
+              <w:t xml:space="preserve">What it tells you</w:t>
+            </w:r>
+          </w:p>
+        </w:tc>
+        <w:tc>
+          <w:tcPr>
+            <w:tcW w:type="dxa" w:w="3120"/>
+            <w:shd w:fill="4F46E5" w:color="auto" w:val="clear"/>
+            <w:tcMar>
+              <w:top w:type="dxa" w:w="160"/>
+              <w:left w:type="dxa" w:w="160"/>
+              <w:bottom w:type="dxa" w:w="160"/>
+              <w:right w:type="dxa" w:w="160"/>
+            </w:tcMar>
+          </w:tcPr>
+          <w:p>
+            <w:r>
+              <w:rPr>
+                <w:b/>
+                <w:bCs/>
+                <w:color w:val="FFFFFF"/>
+                <w:sz w:val="20"/>
+                <w:szCs w:val="20"/>
+              </w:rPr>
+              <w:t xml:space="preserve">Decision it drives</w:t>
             </w:r>
           </w:p>
         </w:tc>
@@ -2282,7 +2351,7 @@
                 <w:sz w:val="20"/>
                 <w:szCs w:val="20"/>
               </w:rPr>
-              <w:t xml:space="preserve">Baari</w:t>
+              <w:t xml:space="preserve">Practo Ray</w:t>
             </w:r>
           </w:p>
         </w:tc>
@@ -2305,7 +2374,223 @@
                 <w:sz w:val="20"/>
                 <w:szCs w:val="20"/>
               </w:rPr>
-              <w:t xml:space="preserve">Free during early access</w:t>
+              <w:t xml:space="preserve">₹8,000 – 25,000 / month</w:t>
+            </w:r>
+          </w:p>
+        </w:tc>
+        <w:tc>
+          <w:tcPr>
+            <w:tcW w:type="dxa" w:w="3120"/>
+            <w:tcMar>
+              <w:top w:type="dxa" w:w="160"/>
+              <w:left w:type="dxa" w:w="160"/>
+              <w:bottom w:type="dxa" w:w="160"/>
+              <w:right w:type="dxa" w:w="160"/>
+            </w:tcMar>
+          </w:tcPr>
+          <w:p>
+            <w:r>
+              <w:rPr>
+                <w:b w:val="false"/>
+                <w:bCs w:val="false"/>
+                <w:color w:val="111827"/>
+                <w:sz w:val="20"/>
+                <w:szCs w:val="20"/>
+              </w:rPr>
+              <w:t xml:space="preserve">Records + discovery, weak queue mgmt</w:t>
+            </w:r>
+          </w:p>
+        </w:tc>
+      </w:tr>
+      <w:tr>
+        <w:tc>
+          <w:tcPr>
+            <w:tcW w:type="dxa" w:w="3120"/>
+            <w:shd w:fill="F5F5F7" w:color="auto" w:val="clear"/>
+            <w:tcMar>
+              <w:top w:type="dxa" w:w="160"/>
+              <w:left w:type="dxa" w:w="160"/>
+              <w:bottom w:type="dxa" w:w="160"/>
+              <w:right w:type="dxa" w:w="160"/>
+            </w:tcMar>
+          </w:tcPr>
+          <w:p>
+            <w:r>
+              <w:rPr>
+                <w:b/>
+                <w:bCs/>
+                <w:color w:val="1E2657"/>
+                <w:sz w:val="20"/>
+                <w:szCs w:val="20"/>
+              </w:rPr>
+              <w:t xml:space="preserve">HealthPlix</w:t>
+            </w:r>
+          </w:p>
+        </w:tc>
+        <w:tc>
+          <w:tcPr>
+            <w:tcW w:type="dxa" w:w="3120"/>
+            <w:tcMar>
+              <w:top w:type="dxa" w:w="160"/>
+              <w:left w:type="dxa" w:w="160"/>
+              <w:bottom w:type="dxa" w:w="160"/>
+              <w:right w:type="dxa" w:w="160"/>
+            </w:tcMar>
+          </w:tcPr>
+          <w:p>
+            <w:r>
+              <w:rPr>
+                <w:b w:val="false"/>
+                <w:bCs w:val="false"/>
+                <w:color w:val="111827"/>
+                <w:sz w:val="20"/>
+                <w:szCs w:val="20"/>
+              </w:rPr>
+              <w:t xml:space="preserve">₹15,000 – 40,000 / month</w:t>
+            </w:r>
+          </w:p>
+        </w:tc>
+        <w:tc>
+          <w:tcPr>
+            <w:tcW w:type="dxa" w:w="3120"/>
+            <w:tcMar>
+              <w:top w:type="dxa" w:w="160"/>
+              <w:left w:type="dxa" w:w="160"/>
+              <w:bottom w:type="dxa" w:w="160"/>
+              <w:right w:type="dxa" w:w="160"/>
+            </w:tcMar>
+          </w:tcPr>
+          <w:p>
+            <w:r>
+              <w:rPr>
+                <w:b w:val="false"/>
+                <w:bCs w:val="false"/>
+                <w:color w:val="111827"/>
+                <w:sz w:val="20"/>
+                <w:szCs w:val="20"/>
+              </w:rPr>
+              <w:t xml:space="preserve">Full EHR, overkill for pilot clinics</w:t>
+            </w:r>
+          </w:p>
+        </w:tc>
+      </w:tr>
+      <w:tr>
+        <w:tc>
+          <w:tcPr>
+            <w:tcW w:type="dxa" w:w="3120"/>
+            <w:shd w:fill="F5F5F7" w:color="auto" w:val="clear"/>
+            <w:tcMar>
+              <w:top w:type="dxa" w:w="160"/>
+              <w:left w:type="dxa" w:w="160"/>
+              <w:bottom w:type="dxa" w:w="160"/>
+              <w:right w:type="dxa" w:w="160"/>
+            </w:tcMar>
+          </w:tcPr>
+          <w:p>
+            <w:r>
+              <w:rPr>
+                <w:b/>
+                <w:bCs/>
+                <w:color w:val="1E2657"/>
+                <w:sz w:val="20"/>
+                <w:szCs w:val="20"/>
+              </w:rPr>
+              <w:t xml:space="preserve">Paper + WhatsApp</w:t>
+            </w:r>
+          </w:p>
+        </w:tc>
+        <w:tc>
+          <w:tcPr>
+            <w:tcW w:type="dxa" w:w="3120"/>
+            <w:tcMar>
+              <w:top w:type="dxa" w:w="160"/>
+              <w:left w:type="dxa" w:w="160"/>
+              <w:bottom w:type="dxa" w:w="160"/>
+              <w:right w:type="dxa" w:w="160"/>
+            </w:tcMar>
+          </w:tcPr>
+          <w:p>
+            <w:r>
+              <w:rPr>
+                <w:b w:val="false"/>
+                <w:bCs w:val="false"/>
+                <w:color w:val="111827"/>
+                <w:sz w:val="20"/>
+                <w:szCs w:val="20"/>
+              </w:rPr>
+              <w:t xml:space="preserve">₹0</w:t>
+            </w:r>
+          </w:p>
+        </w:tc>
+        <w:tc>
+          <w:tcPr>
+            <w:tcW w:type="dxa" w:w="3120"/>
+            <w:tcMar>
+              <w:top w:type="dxa" w:w="160"/>
+              <w:left w:type="dxa" w:w="160"/>
+              <w:bottom w:type="dxa" w:w="160"/>
+              <w:right w:type="dxa" w:w="160"/>
+            </w:tcMar>
+          </w:tcPr>
+          <w:p>
+            <w:r>
+              <w:rPr>
+                <w:b w:val="false"/>
+                <w:bCs w:val="false"/>
+                <w:color w:val="111827"/>
+                <w:sz w:val="20"/>
+                <w:szCs w:val="20"/>
+              </w:rPr>
+              <w:t xml:space="preserve">Ceases to work above 30 patients / day</w:t>
+            </w:r>
+          </w:p>
+        </w:tc>
+      </w:tr>
+      <w:tr>
+        <w:tc>
+          <w:tcPr>
+            <w:tcW w:type="dxa" w:w="3120"/>
+            <w:shd w:fill="F5F5F7" w:color="auto" w:val="clear"/>
+            <w:tcMar>
+              <w:top w:type="dxa" w:w="160"/>
+              <w:left w:type="dxa" w:w="160"/>
+              <w:bottom w:type="dxa" w:w="160"/>
+              <w:right w:type="dxa" w:w="160"/>
+            </w:tcMar>
+          </w:tcPr>
+          <w:p>
+            <w:r>
+              <w:rPr>
+                <w:b/>
+                <w:bCs/>
+                <w:color w:val="1E2657"/>
+                <w:sz w:val="20"/>
+                <w:szCs w:val="20"/>
+              </w:rPr>
+              <w:t xml:space="preserve">Baari Growth</w:t>
+            </w:r>
+          </w:p>
+        </w:tc>
+        <w:tc>
+          <w:tcPr>
+            <w:tcW w:type="dxa" w:w="3120"/>
+            <w:tcMar>
+              <w:top w:type="dxa" w:w="160"/>
+              <w:left w:type="dxa" w:w="160"/>
+              <w:bottom w:type="dxa" w:w="160"/>
+              <w:right w:type="dxa" w:w="160"/>
+            </w:tcMar>
+          </w:tcPr>
+          <w:p>
+            <w:r>
+              <w:rPr>
+                <w:b w:val="false"/>
+                <w:bCs w:val="false"/>
+                <w:color w:val="111827"/>
+                <w:sz w:val="20"/>
+                <w:szCs w:val="20"/>
+              </w:rPr>
+              <w:t xml:space="preserve">₹999 / month · 8-40x cheaper</w:t>
             </w:r>
           </w:p>
         </w:tc>
